--- a/resumes/internet-resume.docx
+++ b/resumes/internet-resume.docx
@@ -9,20 +9,20 @@
         <w:tblLook w:firstColumn="1" w:firstRow="1" w:lastColumn="0" w:lastRow="0" w:noHBand="0" w:noVBand="1" w:val="04A0"/>
       </w:tblPr>
       <w:tblGrid>
-        <w:gridCol w:w="1587"/>
-        <w:gridCol w:w="5669"/>
-        <w:gridCol w:w="1361"/>
+        <w:gridCol w:w="2000"/>
+        <w:gridCol w:w="6606"/>
+        <w:gridCol w:w="1600"/>
       </w:tblGrid>
       <w:tr>
         <w:tc>
           <w:tcPr>
-            <w:tcW w:type="dxa" w:w="3513"/>
+            <w:tcW w:type="dxa" w:w="2000"/>
           </w:tcPr>
           <w:p>
             <w:r>
               <w:drawing>
                 <wp:inline xmlns:a="http://schemas.openxmlformats.org/drawingml/2006/main" xmlns:pic="http://schemas.openxmlformats.org/drawingml/2006/picture">
-                  <wp:extent cx="900000" cy="1310789"/>
+                  <wp:extent cx="900000" cy="1260000"/>
                   <wp:docPr id="1" name="Picture 1"/>
                   <wp:cNvGraphicFramePr>
                     <a:graphicFrameLocks noChangeAspect="1"/>
@@ -43,7 +43,7 @@
                         <pic:spPr>
                           <a:xfrm>
                             <a:off x="0" y="0"/>
-                            <a:ext cx="900000" cy="1310789"/>
+                            <a:ext cx="900000" cy="1260000"/>
                           </a:xfrm>
                           <a:prstGeom prst="rect"/>
                         </pic:spPr>
@@ -57,7 +57,7 @@
         </w:tc>
         <w:tc>
           <w:tcPr>
-            <w:tcW w:type="dxa" w:w="3513"/>
+            <w:tcW w:type="dxa" w:w="6606"/>
           </w:tcPr>
           <w:p>
             <w:r>
@@ -104,7 +104,7 @@
                 <w:color w:val="666666"/>
                 <w:sz w:val="19"/>
               </w:rPr>
-              <w:t>B站：</w:t>
+              <w:t>GitHub：</w:t>
             </w:r>
             <w:hyperlink r:id="rId11">
               <w:r>
@@ -112,7 +112,7 @@
                   <w:color w:val="2F7A8A"/>
                   <w:sz w:val="19"/>
                 </w:rPr>
-                <w:t>黎明之剑11</w:t>
+                <w:t>github.com/wzx11223344</w:t>
               </w:r>
             </w:hyperlink>
             <w:r>
@@ -123,7 +123,7 @@
                 <w:color w:val="666666"/>
                 <w:sz w:val="19"/>
               </w:rPr>
-              <w:t>GitHub：</w:t>
+              <w:t>B站：</w:t>
             </w:r>
             <w:hyperlink r:id="rId12">
               <w:r>
@@ -131,7 +131,7 @@
                   <w:color w:val="2F7A8A"/>
                   <w:sz w:val="19"/>
                 </w:rPr>
-                <w:t>github.com/wzx11223344</w:t>
+                <w:t>黎明之剑11</w:t>
               </w:r>
             </w:hyperlink>
             <w:r>
@@ -157,7 +157,7 @@
         </w:tc>
         <w:tc>
           <w:tcPr>
-            <w:tcW w:type="dxa" w:w="3513"/>
+            <w:tcW w:type="dxa" w:w="1600"/>
           </w:tcPr>
           <w:p>
             <w:pPr>
@@ -215,6 +215,7 @@
     </w:tbl>
     <w:p>
       <w:pPr>
+        <w:spacing w:after="40"/>
         <w:jc w:val="left"/>
       </w:pPr>
       <w:r>
@@ -222,19 +223,7 @@
           <w:color w:val="444444"/>
           <w:sz w:val="19"/>
         </w:rPr>
-        <w:t>意向行业：互联网/科技/新媒体 ｜ 目标岗位：内容运营/数据运营/商业分析 ｜ 意向城市：上海 ｜ 薪资：面议 ｜ 教育：华东师范大学·经济学本科（前30%）</w:t>
-      </w:r>
-    </w:p>
-    <w:p>
-      <w:pPr>
-        <w:spacing w:after="20"/>
-      </w:pPr>
-      <w:r>
-        <w:rPr>
-          <w:color w:val="666666"/>
-          <w:sz w:val="18"/>
-        </w:rPr>
-        <w:t>核心课程：计量经济学、市场营销、消费者行为学、统计学</w:t>
+        <w:t>意向行业：互联网/科技/数据 ｜ 目标岗位：数据分析/商业分析/运营 ｜ 意向城市：上海/ 云南 ｜ 薪资：9,000-10,000 元/月 ｜ 教育：华东师范大学·经济学本科（前30%）</w:t>
       </w:r>
     </w:p>
     <w:p>
@@ -255,22 +244,6 @@
     </w:p>
     <w:p>
       <w:pPr>
-        <w:spacing w:before="60" w:after="20"/>
-        <w:pBdr>
-          <w:bottom w:val="single" w:sz="6" w:space="2" w:color="2f7a8a"/>
-        </w:pBdr>
-      </w:pPr>
-      <w:r>
-        <w:rPr>
-          <w:b/>
-          <w:color w:val="2F7A8A"/>
-          <w:sz w:val="23"/>
-        </w:rPr>
-        <w:t>项目经历</w:t>
-      </w:r>
-    </w:p>
-    <w:p>
-      <w:pPr>
         <w:spacing w:after="0"/>
       </w:pPr>
       <w:r>
@@ -278,7 +251,7 @@
           <w:b/>
           <w:sz w:val="21"/>
         </w:rPr>
-        <w:t>内容运营（独立创作） · Bilibili UP主「黎明之剑11」——独立运营项目</w:t>
+        <w:t>会计实习生 · 上海沪中会计师事务所</w:t>
       </w:r>
     </w:p>
     <w:p>
@@ -290,7 +263,7 @@
           <w:color w:val="888888"/>
           <w:sz w:val="18"/>
         </w:rPr>
-        <w:t>2023.10 – 至今</w:t>
+        <w:t>2026.09 - 2026.12</w:t>
       </w:r>
     </w:p>
     <w:p>
@@ -309,7 +282,7 @@
         <w:rPr>
           <w:sz w:val="19"/>
         </w:rPr>
-        <w:t>增长概况：独立运营 B 站账号「黎明之剑11」，2023 年 10 月至今积累粉丝 4,435，投稿 60+ 份，累计播放 650.7 万、获赞 42.6 万，持续增长中</w:t>
+        <w:t>审计程序：参与企业年度审计及专项审计项目，负责货币资金、往来款项等科目的实质性程序，完成凭证抽查、银行函证、余额核对及底稿编制</w:t>
       </w:r>
     </w:p>
     <w:p>
@@ -328,7 +301,7 @@
         <w:rPr>
           <w:sz w:val="19"/>
         </w:rPr>
-        <w:t>爆款方法论：基于播放量、完播率与互动数据持续复盘爆款共性，沉淀「数据反推选题」的内容生产 SOP；代表作《你天生就是玩群的料！》单条播放 50.7 万、《这图片差点没崩住》25.1 万</w:t>
+        <w:t>合规审查：负责企业项目申报材料的合规性审查，核对合同、发票、验收材料与账务记录的一致性，识别并纠正材料与账面不符的问题，推动企业补充完善支撑材料</w:t>
       </w:r>
     </w:p>
     <w:p>
@@ -347,7 +320,31 @@
         <w:rPr>
           <w:sz w:val="19"/>
         </w:rPr>
-        <w:t>用户洞察：通过评论区与弹幕分析用户画像，识别核心受众偏好并迭代内容定位；单粉播放比达 1,467，累计收藏 9.9 万、投币 1 万、分享 1 万，内容传播效率突出</w:t>
+        <w:t>底稿归档：协助项目经理执行审计调整与试算平衡，按审计准则归档工作底稿，确保项目按期出具审计报告</w:t>
+      </w:r>
+    </w:p>
+    <w:p>
+      <w:pPr>
+        <w:spacing w:after="0"/>
+      </w:pPr>
+      <w:r>
+        <w:rPr>
+          <w:b/>
+          <w:sz w:val="21"/>
+        </w:rPr>
+        <w:t>产业调研与项目评估 · 上海市经济和信息化委员会</w:t>
+      </w:r>
+    </w:p>
+    <w:p>
+      <w:pPr>
+        <w:spacing w:after="20"/>
+      </w:pPr>
+      <w:r>
+        <w:rPr>
+          <w:color w:val="888888"/>
+          <w:sz w:val="18"/>
+        </w:rPr>
+        <w:t>2026.03 - 2026.07</w:t>
       </w:r>
     </w:p>
     <w:p>
@@ -366,7 +363,7 @@
         <w:rPr>
           <w:sz w:val="19"/>
         </w:rPr>
-        <w:t>运营全流程：全流程负责选题策划、脚本撰写、视频剪辑（剪映 / PR）与数据复盘，形成从内容生产到效果验证的完整闭环</w:t>
+        <w:t>数据调研：参与 20+ 场项目评审，梳理企业申报数据并识别一致性问题，优化审核清单后项目通过率提升至 95%</w:t>
       </w:r>
     </w:p>
     <w:p>
@@ -385,7 +382,69 @@
         <w:rPr>
           <w:sz w:val="19"/>
         </w:rPr>
-        <w:t>方法论迁移：将游戏社区运营中沉淀的用户洞察与内容节奏方法论迁移至商业内容运营场景，具备跨品类内容策略能力</w:t>
+        <w:t>用户/企业调研：实地走访 15+ 家企业，分析数字化转型痛点（设备联网率、数据孤岛、人才缺口），撰写 3 篇调研报告，输出结构化洞察</w:t>
+      </w:r>
+    </w:p>
+    <w:p>
+      <w:pPr>
+        <w:spacing w:after="0"/>
+      </w:pPr>
+      <w:r>
+        <w:rPr>
+          <w:b/>
+          <w:sz w:val="21"/>
+        </w:rPr>
+        <w:t>人力资源实习生（含客户经理轮岗/ 寒假实践） · 中国联通（上海）公司</w:t>
+      </w:r>
+    </w:p>
+    <w:p>
+      <w:pPr>
+        <w:spacing w:after="20"/>
+      </w:pPr>
+      <w:r>
+        <w:rPr>
+          <w:color w:val="888888"/>
+          <w:sz w:val="18"/>
+        </w:rPr>
+        <w:t>2026.01 - 2026.02</w:t>
+      </w:r>
+    </w:p>
+    <w:p>
+      <w:pPr>
+        <w:spacing w:after="20" w:line="264" w:lineRule="auto"/>
+      </w:pPr>
+      <w:r>
+        <w:rPr>
+          <w:b/>
+          <w:color w:val="888888"/>
+          <w:sz w:val="19"/>
+        </w:rPr>
+        <w:t xml:space="preserve">· </w:t>
+      </w:r>
+      <w:r>
+        <w:rPr>
+          <w:sz w:val="19"/>
+        </w:rPr>
+        <w:t>数据管理：统筹企业新型学徒制培训项目数据管理，覆盖 7 个班级、21 个部门 3,500+ 条积点数据，建立数据台账并交叉校验</w:t>
+      </w:r>
+    </w:p>
+    <w:p>
+      <w:pPr>
+        <w:spacing w:after="20" w:line="264" w:lineRule="auto"/>
+      </w:pPr>
+      <w:r>
+        <w:rPr>
+          <w:b/>
+          <w:color w:val="888888"/>
+          <w:sz w:val="19"/>
+        </w:rPr>
+        <w:t xml:space="preserve">· </w:t>
+      </w:r>
+      <w:r>
+        <w:rPr>
+          <w:sz w:val="19"/>
+        </w:rPr>
+        <w:t>流程优化：发现各部门考核评分标准不一致的系统性问题，协助制定统一规范，沉淀数据治理与流程优化方法论</w:t>
       </w:r>
     </w:p>
     <w:p>
@@ -428,7 +487,7 @@
         <w:rPr>
           <w:sz w:val="19"/>
         </w:rPr>
-        <w:t>商业分析：协助完成 3 份消费服务行业深度报告，通过对比多家上市公司经营数据识别行业趋势；搭建门店数据动态监测系统（Excel Power Query + 数据透视表），追踪区域门店运营效率并提出优化建议</w:t>
+        <w:t>商业分析：独立完成 3 份消费服务行业深度报告，通过对比多家上市公司数据识别行业成本端与客单价趋势，核心观点纳入投资参考，具备从数据到结论的分析闭环能力</w:t>
       </w:r>
     </w:p>
     <w:p>
@@ -447,7 +506,23 @@
         <w:rPr>
           <w:sz w:val="19"/>
         </w:rPr>
-        <w:t>数据驱动思维：以数据为支撑完成行业研究到业务建议的分析闭环，具备将数据洞察转化为商业决策参考的能力</w:t>
+        <w:t>数据运营：搭建门店经营数据动态监测系统（Excel Power Query + 数据透视表），追踪百胜中国、九毛九华东区域门店运营效率，识别库存周转、人效分化等共性成因并提出优化建议</w:t>
+      </w:r>
+    </w:p>
+    <w:p>
+      <w:pPr>
+        <w:spacing w:before="60" w:after="20"/>
+        <w:pBdr>
+          <w:bottom w:val="single" w:sz="6" w:space="2" w:color="2f6b50"/>
+        </w:pBdr>
+      </w:pPr>
+      <w:r>
+        <w:rPr>
+          <w:b/>
+          <w:color w:val="2F6B50"/>
+          <w:sz w:val="23"/>
+        </w:rPr>
+        <w:t>项目经历</w:t>
       </w:r>
     </w:p>
     <w:p>
@@ -459,7 +534,7 @@
           <w:b/>
           <w:sz w:val="21"/>
         </w:rPr>
-        <w:t>产业调研与项目评估 · 上海市经济和信息化委员会</w:t>
+        <w:t>智能工厂能级提升 · 全流程可观测与指挥平台（数据产品 / 产业研究）</w:t>
       </w:r>
     </w:p>
     <w:p>
@@ -471,7 +546,7 @@
           <w:color w:val="888888"/>
           <w:sz w:val="18"/>
         </w:rPr>
-        <w:t>2026.03 - 2026.07</w:t>
+        <w:t>2026.07 – 至今</w:t>
       </w:r>
     </w:p>
     <w:p>
@@ -490,7 +565,7 @@
         <w:rPr>
           <w:sz w:val="19"/>
         </w:rPr>
-        <w:t>用户/企业调研：参与 15+ 家企业实地访谈调研，收集数字化转型一线需求与痛点（设备联网率、数据孤岛、人才缺口），输出结构化分析</w:t>
+        <w:t>平台构建：围绕 2026 版《智能工厂梯度培育要素条件》与制造业智能化专项资金评审逻辑，构建「全流程可观测指挥平台」——大屏看板（10 屏：总控驾驶舱 / 设备 OEE / 质量一次合格 / 生产进度·订单 / 物流·物料 / 能耗·安环 / 人员·班组 / 异常 Andon / 数字孪生平面图 / 视频监控），并整合「申报—诊断—建设—验收—整改」五阶段可交互「全链路表」。</w:t>
       </w:r>
     </w:p>
     <w:p>
@@ -509,31 +584,7 @@
         <w:rPr>
           <w:sz w:val="19"/>
         </w:rPr>
-        <w:t>需求洞察：梳理 20+ 场项目评审中的企业申报材料，识别共性问题并提炼关键信息，锻炼结构化分析与洞察能力</w:t>
-      </w:r>
-    </w:p>
-    <w:p>
-      <w:pPr>
-        <w:spacing w:after="0"/>
-      </w:pPr>
-      <w:r>
-        <w:rPr>
-          <w:b/>
-          <w:sz w:val="21"/>
-        </w:rPr>
-        <w:t>人力资源实习生（含客户经理轮岗/ 寒假实践） · 中国联通（上海）公司</w:t>
-      </w:r>
-    </w:p>
-    <w:p>
-      <w:pPr>
-        <w:spacing w:after="20"/>
-      </w:pPr>
-      <w:r>
-        <w:rPr>
-          <w:color w:val="888888"/>
-          <w:sz w:val="18"/>
-        </w:rPr>
-        <w:t>2026.01 - 2026.02</w:t>
+        <w:t>技术实现：前端原生 HTML/CSS/JS 单页应用，后端 MES 适配器（mes_adapter.py + integration.json + server.py）对接生产数据，集成 RTSP 视频监控网关与数字孪生产线平面图；结构化数据底座含 TIERS 4 级能级梯度 / AREAS 5 大建设环节 / KPI_REF 22 项绩效指标 / CHAIN 5 阶段流程 / CASES 9 行业标杆 / ISSUES 6 类评审共性问题，量化指标均取自会议材料原文，无法核定的以「见审计报告」标注。</w:t>
       </w:r>
     </w:p>
     <w:p>
@@ -552,7 +603,7 @@
         <w:rPr>
           <w:sz w:val="19"/>
         </w:rPr>
-        <w:t>项目推进：参与企业新型学徒制培训项目的跨部门协调工作，对接多部门需求，保障培训流程顺畅运转</w:t>
+        <w:t>运行机制：以「梯度培育要素条件 + 五大环节 + 22 项 KPI」为框架，实现能级梯度对比、全链路流程导航、企业案例库检索（和元生物 / hiFleet / 某车企 / 中船动力等 9 家），支持按梯度 / 行业 / 环节多维筛选，输出可复用诊断结论。</w:t>
       </w:r>
     </w:p>
     <w:p>
@@ -571,7 +622,164 @@
         <w:rPr>
           <w:sz w:val="19"/>
         </w:rPr>
-        <w:t>流程优化：协助整理培训台账与会务资料，参与制定统一的数据录入规范，沉淀流程优化意识</w:t>
+        <w:t>评审洞察：沉淀跨案例共性问题——预算/实际倒挂 20% 红线、一次合格率 vs 返修后合格率口径歧义、考核指标需 M 系统实时采集溯源等，形成智能工厂能级提升方法论与决策参考，已发布开源仓库并部署 GitHub Pages / CloudStudio 在线演示。</w:t>
+      </w:r>
+    </w:p>
+    <w:p>
+      <w:pPr>
+        <w:spacing w:after="20" w:line="264" w:lineRule="auto"/>
+      </w:pPr>
+      <w:r>
+        <w:rPr>
+          <w:b/>
+          <w:color w:val="888888"/>
+          <w:sz w:val="19"/>
+        </w:rPr>
+        <w:t xml:space="preserve">· </w:t>
+      </w:r>
+      <w:r>
+        <w:rPr>
+          <w:sz w:val="19"/>
+        </w:rPr>
+        <w:t>项目地址（3 个真实可访问）：GitHub 仓库 github.com/wzx11223344/smart-factory-dashboard ｜ 在线演示 wzx11223344.github.io/smart-factory-dashboard/ ｜ CloudStudio 一键部署 https://9b4a9004620c4d2b99481077cf6f4a94.gz5.agentos-app.net</w:t>
+      </w:r>
+    </w:p>
+    <w:p>
+      <w:pPr>
+        <w:spacing w:after="0"/>
+      </w:pPr>
+      <w:r>
+        <w:rPr>
+          <w:b/>
+          <w:sz w:val="21"/>
+        </w:rPr>
+        <w:t>经济文明推演引擎 · 复杂社会经济系统因果识别与情景推演平台（研究产品 / 宏观量化）</w:t>
+      </w:r>
+    </w:p>
+    <w:p>
+      <w:pPr>
+        <w:spacing w:after="20"/>
+      </w:pPr>
+      <w:r>
+        <w:rPr>
+          <w:color w:val="888888"/>
+          <w:sz w:val="18"/>
+        </w:rPr>
+        <w:t>2026.07 – 至今</w:t>
+      </w:r>
+    </w:p>
+    <w:p>
+      <w:pPr>
+        <w:spacing w:after="20" w:line="264" w:lineRule="auto"/>
+      </w:pPr>
+      <w:r>
+        <w:rPr>
+          <w:b/>
+          <w:color w:val="888888"/>
+          <w:sz w:val="19"/>
+        </w:rPr>
+        <w:t xml:space="preserve">· </w:t>
+      </w:r>
+      <w:r>
+        <w:rPr>
+          <w:sz w:val="19"/>
+        </w:rPr>
+        <w:t>项目定位：面向「复杂经济系统可计算化」的宏观经济研究沙盘——以因果推断为内核，将「识别→估计→传导→推演→验证」串成可复用研究链路，服务于政策效应评估与情景研判。</w:t>
+      </w:r>
+    </w:p>
+    <w:p>
+      <w:pPr>
+        <w:spacing w:after="20" w:line="264" w:lineRule="auto"/>
+      </w:pPr>
+      <w:r>
+        <w:rPr>
+          <w:b/>
+          <w:color w:val="888888"/>
+          <w:sz w:val="19"/>
+        </w:rPr>
+        <w:t xml:space="preserve">· </w:t>
+      </w:r>
+      <w:r>
+        <w:rPr>
+          <w:sz w:val="19"/>
+        </w:rPr>
+        <w:t>平台构建：围绕“复杂经济系统的可计算化与可推演化”，构建「经济文明推演引擎」——可交互研究沙盘（6 屏：因果图谱 / 政策冲击反事实 / 产业传导网络 / 区域韧性监测 / 情景推演 / 知识引擎），并整合「识别—估计—传导—推演—验证」五阶段可交互「研究全链路表」。</w:t>
+      </w:r>
+    </w:p>
+    <w:p>
+      <w:pPr>
+        <w:spacing w:after="20" w:line="264" w:lineRule="auto"/>
+      </w:pPr>
+      <w:r>
+        <w:rPr>
+          <w:b/>
+          <w:color w:val="888888"/>
+          <w:sz w:val="19"/>
+        </w:rPr>
+        <w:t xml:space="preserve">· </w:t>
+      </w:r>
+      <w:r>
+        <w:rPr>
+          <w:sz w:val="19"/>
+        </w:rPr>
+        <w:t>技术实现：前端原生 HTML/CSS/JS 单页应用，后端宏观数据适配器（macro_adapter.py + ontology.json + server.py）对接多源宏观数据（WB / FRED / 国家统计局 / Wind / CEIC），集成计量—因果混合引擎（pyconometrics + causal-inference-ml）；结构化数据底座含 CAUSES 7 类识别策略 / CHANNELS 4 类传导机制 / SHOCKS 9 类外生冲击 / INDICATORS 三级指标体系 / POLICIES 反事实政策库 / LITERATURE 方法论库，量化指标均取自权威数据源，无法核定的以「见原始统计」标注。</w:t>
+      </w:r>
+    </w:p>
+    <w:p>
+      <w:pPr>
+        <w:spacing w:after="20" w:line="264" w:lineRule="auto"/>
+      </w:pPr>
+      <w:r>
+        <w:rPr>
+          <w:b/>
+          <w:color w:val="888888"/>
+          <w:sz w:val="19"/>
+        </w:rPr>
+        <w:t xml:space="preserve">· </w:t>
+      </w:r>
+      <w:r>
+        <w:rPr>
+          <w:sz w:val="19"/>
+        </w:rPr>
+        <w:t>运行机制：以「因果识别 + 系统传导 + 情景推演」为框架，实现政策效应反事实估计、产业冲击传导仿真、区域韧性动态监测，支持按区域 / 行业 / 政策类型多维筛选，输出可复用的研究结论与政策备忘录。</w:t>
+      </w:r>
+    </w:p>
+    <w:p>
+      <w:pPr>
+        <w:spacing w:after="20" w:line="264" w:lineRule="auto"/>
+      </w:pPr>
+      <w:r>
+        <w:rPr>
+          <w:b/>
+          <w:color w:val="888888"/>
+          <w:sz w:val="19"/>
+        </w:rPr>
+        <w:t xml:space="preserve">· </w:t>
+      </w:r>
+      <w:r>
+        <w:rPr>
+          <w:sz w:val="19"/>
+        </w:rPr>
+        <w:t>评审洞察：沉淀跨情景共性问题——相关非因果的误判红线、识别策略需外生变异支撑、传导机制的时滞与异质性、政策评估需控制混淆与选择性偏差等，形成「用因果推断解码经济规律」的方法论与决策参考，已发布开源仓库并部署 GitHub Pages 在线演示。</w:t>
+      </w:r>
+    </w:p>
+    <w:p>
+      <w:pPr>
+        <w:spacing w:after="20" w:line="264" w:lineRule="auto"/>
+      </w:pPr>
+      <w:r>
+        <w:rPr>
+          <w:b/>
+          <w:color w:val="888888"/>
+          <w:sz w:val="19"/>
+        </w:rPr>
+        <w:t xml:space="preserve">· </w:t>
+      </w:r>
+      <w:r>
+        <w:rPr>
+          <w:sz w:val="19"/>
+        </w:rPr>
+        <w:t>项目地址（2 个真实可访问）：开源仓库 github.com/wzx11223344/econ-civilization-engine ｜ 在线演示 wzx11223344.github.io/econ-civilization-engine/</w:t>
       </w:r>
     </w:p>
     <w:p>
@@ -708,6 +916,103 @@
           <w:color w:val="2F7A8A"/>
           <w:sz w:val="23"/>
         </w:rPr>
+        <w:t>新媒体运营</w:t>
+      </w:r>
+    </w:p>
+    <w:p>
+      <w:pPr>
+        <w:spacing w:after="0"/>
+      </w:pPr>
+      <w:r>
+        <w:rPr>
+          <w:b/>
+          <w:sz w:val="21"/>
+        </w:rPr>
+        <w:t>新媒体运营（独立创作） · Bilibili UP主「黎明之剑11」</w:t>
+      </w:r>
+    </w:p>
+    <w:p>
+      <w:pPr>
+        <w:spacing w:after="20"/>
+      </w:pPr>
+      <w:r>
+        <w:rPr>
+          <w:color w:val="888888"/>
+          <w:sz w:val="18"/>
+        </w:rPr>
+        <w:t>2023.10–至今</w:t>
+      </w:r>
+    </w:p>
+    <w:p>
+      <w:pPr>
+        <w:spacing w:after="20" w:line="264" w:lineRule="auto"/>
+      </w:pPr>
+      <w:r>
+        <w:rPr>
+          <w:b/>
+          <w:color w:val="888888"/>
+          <w:sz w:val="19"/>
+        </w:rPr>
+        <w:t xml:space="preserve">· </w:t>
+      </w:r>
+      <w:r>
+        <w:rPr>
+          <w:sz w:val="19"/>
+        </w:rPr>
+        <w:t>独立运营 B站账号「黎明之剑11」，内容涵盖游戏科普（《群星》）、文学创意、校园幽默等方向；粉丝 4,435，投稿 60+ 份，累计播放 650.7 万、获赞 42.6 万</w:t>
+      </w:r>
+    </w:p>
+    <w:p>
+      <w:pPr>
+        <w:spacing w:after="20" w:line="264" w:lineRule="auto"/>
+      </w:pPr>
+      <w:r>
+        <w:rPr>
+          <w:b/>
+          <w:color w:val="888888"/>
+          <w:sz w:val="19"/>
+        </w:rPr>
+        <w:t xml:space="preserve">· </w:t>
+      </w:r>
+      <w:r>
+        <w:rPr>
+          <w:sz w:val="19"/>
+        </w:rPr>
+        <w:t>全流程负责选题策划、脚本撰写、视频剪辑与账号运营，沉淀内容策划、数据复盘与用户洞察能力</w:t>
+      </w:r>
+    </w:p>
+    <w:p>
+      <w:pPr>
+        <w:spacing w:after="20" w:line="264" w:lineRule="auto"/>
+      </w:pPr>
+      <w:r>
+        <w:rPr>
+          <w:b/>
+          <w:color w:val="888888"/>
+          <w:sz w:val="19"/>
+        </w:rPr>
+        <w:t xml:space="preserve">· </w:t>
+      </w:r>
+      <w:r>
+        <w:rPr>
+          <w:sz w:val="19"/>
+        </w:rPr>
+        <w:t>代表作《你天生就是玩群星的料！》单条播放 50.7 万、《这图片差点没崩住》25.1 万；累计互动收藏 9.9 万、投币 1 万、分享 1 万，单粉播放比约 1,467，内容传播力突出</w:t>
+      </w:r>
+    </w:p>
+    <w:p>
+      <w:pPr>
+        <w:spacing w:before="60" w:after="20"/>
+        <w:pBdr>
+          <w:bottom w:val="single" w:sz="6" w:space="2" w:color="2f7a8a"/>
+        </w:pBdr>
+      </w:pPr>
+      <w:r>
+        <w:rPr>
+          <w:b/>
+          <w:color w:val="2F7A8A"/>
+          <w:sz w:val="23"/>
+        </w:rPr>
         <w:t>开源项目</w:t>
       </w:r>
     </w:p>
@@ -723,13 +1028,62 @@
         </w:rPr>
         <w:t xml:space="preserve">· </w:t>
       </w:r>
+      <w:r>
+        <w:rPr>
+          <w:color w:val="444444"/>
+          <w:sz w:val="19"/>
+        </w:rPr>
+        <w:t>个人 G</w:t>
+      </w:r>
+      <w:r>
+        <w:rPr>
+          <w:color w:val="444444"/>
+          <w:sz w:val="19"/>
+        </w:rPr>
+        <w:t>it</w:t>
+      </w:r>
+      <w:r>
+        <w:rPr>
+          <w:color w:val="444444"/>
+          <w:sz w:val="19"/>
+        </w:rPr>
+        <w:t>H</w:t>
+      </w:r>
+      <w:r>
+        <w:rPr>
+          <w:color w:val="444444"/>
+          <w:sz w:val="19"/>
+        </w:rPr>
+        <w:t>ub</w:t>
+      </w:r>
+      <w:r>
+        <w:rPr>
+          <w:color w:val="444444"/>
+          <w:sz w:val="19"/>
+        </w:rPr>
+        <w:t xml:space="preserve"> 开源 100+ 数据科学项目（P</w:t>
+      </w:r>
+      <w:r>
+        <w:rPr>
+          <w:color w:val="444444"/>
+          <w:sz w:val="19"/>
+        </w:rPr>
+        <w:t>ython</w:t>
+      </w:r>
+      <w:r>
+        <w:rPr>
+          <w:color w:val="444444"/>
+          <w:sz w:val="19"/>
+        </w:rPr>
+        <w:t xml:space="preserve"> 为主），覆盖因果推断（</w:t>
+      </w:r>
       <w:hyperlink r:id="rId14">
         <w:r>
           <w:rPr>
             <w:color w:val="2F6B50"/>
             <w:sz w:val="19"/>
           </w:rPr>
-          <w:t>express-consumption</w:t>
+          <w:t>causal-inference-ml</w:t>
         </w:r>
       </w:hyperlink>
       <w:r>
@@ -737,37 +1091,25 @@
           <w:color w:val="444444"/>
           <w:sz w:val="19"/>
         </w:rPr>
-        <w:t xml:space="preserve"> —— 正大杯全国大赛 1,352 份问卷计量建模可复现代码（LPM / L</w:t>
+        <w:t>）、量化金融（</w:t>
       </w:r>
+      <w:hyperlink r:id="rId15">
+        <w:r>
+          <w:rPr>
+            <w:color w:val="2F6B50"/>
+            <w:sz w:val="19"/>
+          </w:rPr>
+          <w:t>quantlab</w:t>
+        </w:r>
+      </w:hyperlink>
       <w:r>
         <w:rPr>
           <w:color w:val="444444"/>
           <w:sz w:val="19"/>
         </w:rPr>
-        <w:t>ogistic</w:t>
+        <w:t>）、经济可视化（</w:t>
       </w:r>
-      <w:r>
-        <w:rPr>
-          <w:color w:val="444444"/>
-          <w:sz w:val="19"/>
-        </w:rPr>
-        <w:t xml:space="preserve"> / 回归），体现完整数据分析 </w:t>
-      </w:r>
-      <w:r>
-        <w:rPr>
-          <w:color w:val="444444"/>
-          <w:sz w:val="19"/>
-        </w:rPr>
-        <w:t>pipeline</w:t>
-      </w:r>
-      <w:r>
-        <w:rPr>
-          <w:color w:val="444444"/>
-          <w:sz w:val="19"/>
-        </w:rPr>
-        <w:t>；数据可视化看板（</w:t>
-      </w:r>
-      <w:hyperlink r:id="rId15">
+      <w:hyperlink r:id="rId16">
         <w:r>
           <w:rPr>
             <w:color w:val="2F6B50"/>
@@ -783,7 +1125,7 @@
         </w:rPr>
         <w:t xml:space="preserve"> / </w:t>
       </w:r>
-      <w:hyperlink r:id="rId16">
+      <w:hyperlink r:id="rId17">
         <w:r>
           <w:rPr>
             <w:color w:val="2F6B50"/>
@@ -797,15 +1139,15 @@
           <w:color w:val="444444"/>
           <w:sz w:val="19"/>
         </w:rPr>
-        <w:t>）—— 经济数据交互式图表；用户分析工具（</w:t>
+        <w:t>）、经济文本 NLP（</w:t>
       </w:r>
-      <w:hyperlink r:id="rId17">
+      <w:hyperlink r:id="rId18">
         <w:r>
           <w:rPr>
             <w:color w:val="2F6B50"/>
             <w:sz w:val="19"/>
           </w:rPr>
-          <w:t>interview-coach</w:t>
+          <w:t>textecon</w:t>
         </w:r>
       </w:hyperlink>
       <w:r>
@@ -813,7 +1155,53 @@
           <w:color w:val="444444"/>
           <w:sz w:val="19"/>
         </w:rPr>
-        <w:t>）—— 面试题库与学习辅助系统</w:t>
+        <w:t xml:space="preserve">）；另构建 8 个 MCP 服务器（数据/分析/文档/可视化等 208 个工具接口）与 </w:t>
+      </w:r>
+      <w:hyperlink r:id="rId19">
+        <w:r>
+          <w:rPr>
+            <w:color w:val="2F6B50"/>
+            <w:sz w:val="19"/>
+          </w:rPr>
+          <w:t>agent-framework</w:t>
+        </w:r>
+      </w:hyperlink>
+      <w:r>
+        <w:rPr>
+          <w:color w:val="444444"/>
+          <w:sz w:val="19"/>
+        </w:rPr>
+        <w:t xml:space="preserve"> 智能体框架；代表作 </w:t>
+      </w:r>
+      <w:hyperlink r:id="rId20">
+        <w:r>
+          <w:rPr>
+            <w:color w:val="2F6B50"/>
+            <w:sz w:val="19"/>
+          </w:rPr>
+          <w:t>express-consumption</w:t>
+        </w:r>
+      </w:hyperlink>
+      <w:r>
+        <w:rPr>
+          <w:color w:val="444444"/>
+          <w:sz w:val="19"/>
+        </w:rPr>
+        <w:t xml:space="preserve"> 为正大杯 1,352 份问卷计量建模可复现代码，体现完整的数据分析 </w:t>
+      </w:r>
+      <w:r>
+        <w:rPr>
+          <w:color w:val="444444"/>
+          <w:sz w:val="19"/>
+        </w:rPr>
+        <w:t>pipeline</w:t>
+      </w:r>
+      <w:r>
+        <w:rPr>
+          <w:color w:val="444444"/>
+          <w:sz w:val="19"/>
+        </w:rPr>
+        <w:t xml:space="preserve"> 能力</w:t>
       </w:r>
     </w:p>
     <w:p>
@@ -848,45 +1236,7 @@
         <w:rPr>
           <w:sz w:val="19"/>
         </w:rPr>
-        <w:t>运营能力：内容策划 / 数据复盘 / 用户洞察 / 增长思维</w:t>
-      </w:r>
-    </w:p>
-    <w:p>
-      <w:pPr>
-        <w:spacing w:after="20" w:line="264" w:lineRule="auto"/>
-      </w:pPr>
-      <w:r>
-        <w:rPr>
-          <w:b/>
-          <w:color w:val="888888"/>
-          <w:sz w:val="19"/>
-        </w:rPr>
-        <w:t xml:space="preserve">· </w:t>
-      </w:r>
-      <w:r>
-        <w:rPr>
-          <w:sz w:val="19"/>
-        </w:rPr>
-        <w:t>数据分析：Python（pandas + matplotlib）/ SQL / SPSS / Stata / Excel（透视表、Power Query）</w:t>
-      </w:r>
-    </w:p>
-    <w:p>
-      <w:pPr>
-        <w:spacing w:after="20" w:line="264" w:lineRule="auto"/>
-      </w:pPr>
-      <w:r>
-        <w:rPr>
-          <w:b/>
-          <w:color w:val="888888"/>
-          <w:sz w:val="19"/>
-        </w:rPr>
-        <w:t xml:space="preserve">· </w:t>
-      </w:r>
-      <w:r>
-        <w:rPr>
-          <w:sz w:val="19"/>
-        </w:rPr>
-        <w:t>视频工具：剪映 / PR</w:t>
+        <w:t>数据分析与编程：Python（pandas + matplotlib）/ SQL / SPSS / Stata / Excel</w:t>
       </w:r>
     </w:p>
     <w:p>
@@ -906,6 +1256,44 @@
           <w:sz w:val="19"/>
         </w:rPr>
         <w:t>办公应用：MS Office</w:t>
+      </w:r>
+    </w:p>
+    <w:p>
+      <w:pPr>
+        <w:spacing w:after="20" w:line="264" w:lineRule="auto"/>
+      </w:pPr>
+      <w:r>
+        <w:rPr>
+          <w:b/>
+          <w:color w:val="888888"/>
+          <w:sz w:val="19"/>
+        </w:rPr>
+        <w:t xml:space="preserve">· </w:t>
+      </w:r>
+      <w:r>
+        <w:rPr>
+          <w:sz w:val="19"/>
+        </w:rPr>
+        <w:t>金融证书：基金从业 / 银行从业</w:t>
+      </w:r>
+    </w:p>
+    <w:p>
+      <w:pPr>
+        <w:spacing w:after="20" w:line="264" w:lineRule="auto"/>
+      </w:pPr>
+      <w:r>
+        <w:rPr>
+          <w:b/>
+          <w:color w:val="888888"/>
+          <w:sz w:val="19"/>
+        </w:rPr>
+        <w:t xml:space="preserve">· </w:t>
+      </w:r>
+      <w:r>
+        <w:rPr>
+          <w:sz w:val="19"/>
+        </w:rPr>
+        <w:t>其他：C1 驾驶证 / 初级会计</w:t>
       </w:r>
     </w:p>
     <w:p>
@@ -932,7 +1320,7 @@
         <w:rPr>
           <w:sz w:val="19"/>
         </w:rPr>
-        <w:t>· CET-6  · 正大杯市场调查大赛优秀奖  · 全国大学生数学建模竞赛省级二等奖  · Lacoste 品牌策划竞赛</w:t>
+        <w:t>· 基金从业资格证  · 银行从业资格证  · 初级会计职称  · CET-6  · 正大杯市场调查大赛优秀奖  · 上证杯ETF 知识竞赛优秀  · 全国大学生数学建模竞赛省级二等奖</w:t>
       </w:r>
     </w:p>
     <w:p>
@@ -959,59 +1347,11 @@
         <w:rPr>
           <w:sz w:val="19"/>
         </w:rPr>
-        <w:t>经济学本科，具备数据驱动的内容运营实战经验。独立运营 B 站账号积累 650 万+ 播放、4,400+ 粉丝，沉淀内容策划与数据复盘 SOP；熟练掌握 Python / SQL 与统计建模，有行业研究与用户调研经验，能够支撑内容运营、数据运营与商业分析工作。</w:t>
+        <w:t>经济学本科（前 30%），开源 100+ 数据科学项目，覆盖因果推断、量化与可视化，熟练掌握 Python / SQL 与统计建模；正大杯负责 1,352 份问卷计量分析。具备内容策划与数据复盘经验，能够支撑数据分析、商业分析与运营决策。</w:t>
       </w:r>
     </w:p>
-    <w:p>
-      <w:pPr>
-        <w:spacing w:before="60" w:after="20"/>
-        <w:pBdr>
-          <w:bottom w:val="single" w:sz="6" w:space="2" w:color="2f7a8a"/>
-        </w:pBdr>
-      </w:pPr>
-      <w:r>
-        <w:rPr>
-          <w:b/>
-          <w:color w:val="2F7A8A"/>
-          <w:sz w:val="23"/>
-        </w:rPr>
-        <w:t>作品集</w:t>
-      </w:r>
-    </w:p>
-    <w:p>
-      <w:pPr>
-        <w:spacing w:after="20"/>
-      </w:pPr>
-      <w:r>
-        <w:rPr>
-          <w:sz w:val="19"/>
-        </w:rPr>
-        <w:t>交互式作品集（GitHub Pages·6 岗定制）：每岗一个专属交互页——互联网版含实时看板/留存 Cohort/RFM 分层/转化漏斗/A-B 实验；国企版含产业看板/政策研究方法论/合规审查与评审漏斗；财务版含百胜中国与陕西旅游真实财务分析；银行版含 BSM 定价/希腊值/蒙特卡洛/波动率微笑；人事版含积点台账校验；通用版跨岗真实亮点。点右上二维码或下方「作品集🔗」看本岗专属交互版。</w:t>
-      </w:r>
-    </w:p>
-    <w:p>
-      <w:pPr>
-        <w:spacing w:after="40"/>
-      </w:pPr>
-      <w:r>
-        <w:rPr>
-          <w:color w:val="666666"/>
-          <w:sz w:val="19"/>
-        </w:rPr>
-        <w:t>查看本岗交互版：</w:t>
-      </w:r>
-      <w:hyperlink r:id="rId13">
-        <w:r>
-          <w:rPr>
-            <w:color w:val="2F7A8A"/>
-            <w:sz w:val="19"/>
-          </w:rPr>
-          <w:t>wzx11223344.github.io/portfolio-demo/positions/internet.html</w:t>
-        </w:r>
-      </w:hyperlink>
-    </w:p>
     <w:sectPr>
-      <w:pgSz w:w="12240" w:h="15840"/>
+      <w:pgSz w:w="11906" w:h="16838"/>
       <w:pgMar w:top="680" w:right="850" w:bottom="680" w:left="850" w:header="720" w:footer="720" w:gutter="0"/>
       <w:cols w:space="720"/>
       <w:docGrid w:linePitch="360"/>
